--- a/README.docx
+++ b/README.docx
@@ -72,8 +72,6 @@
       <w:r>
         <w:t>UART</w:t>
       </w:r>
-      <w:bookmarkStart w:id="3" w:name="_GoBack"/>
-      <w:bookmarkEnd w:id="3"/>
       <w:r>
         <w:rPr>
           <w:lang w:val="ru-RU"/>
@@ -85,7 +83,7 @@
       <w:pPr>
         <w:pStyle w:val="2"/>
       </w:pPr>
-      <w:bookmarkStart w:id="4" w:name="установка-поля"/>
+      <w:bookmarkStart w:id="3" w:name="установка-поля"/>
       <w:r>
         <w:t>Установка поля</w:t>
       </w:r>
@@ -94,7 +92,7 @@
       <w:pPr>
         <w:pStyle w:val="4"/>
       </w:pPr>
-      <w:bookmarkStart w:id="5" w:name="поля-стартовые"/>
+      <w:bookmarkStart w:id="4" w:name="поля-стартовые"/>
       <w:r>
         <w:t>поля стартовые</w:t>
       </w:r>
@@ -165,13 +163,7 @@
         <w:rPr>
           <w:lang w:val="ru-RU"/>
         </w:rPr>
-        <w:t xml:space="preserve"> </w:t>
-      </w:r>
-      <w:r>
-        <w:rPr>
-          <w:lang w:val="ru-RU"/>
-        </w:rPr>
-        <w:t xml:space="preserve">– разрешить присылать телеметрию </w:t>
+        <w:t xml:space="preserve"> – разрешить присылать телеметрию </w:t>
       </w:r>
       <w:r>
         <w:rPr>
@@ -769,13 +761,7 @@
         <w:rPr>
           <w:lang w:val="ru-RU"/>
         </w:rPr>
-        <w:t xml:space="preserve"> – отправлять в теле</w:t>
-      </w:r>
-      <w:r>
-        <w:rPr>
-          <w:lang w:val="ru-RU"/>
-        </w:rPr>
-        <w:t xml:space="preserve">метрии </w:t>
+        <w:t xml:space="preserve"> – отправлять в телеметрии </w:t>
       </w:r>
       <w:r>
         <w:t>D</w:t>
@@ -1088,13 +1074,7 @@
         <w:rPr>
           <w:lang w:val="ru-RU"/>
         </w:rPr>
-        <w:t xml:space="preserve"> – отправлять в телеметрии те</w:t>
-      </w:r>
-      <w:r>
-        <w:rPr>
-          <w:lang w:val="ru-RU"/>
-        </w:rPr>
-        <w:t xml:space="preserve">мпературу контроллера (0 - не отправлять) </w:t>
+        <w:t xml:space="preserve"> – отправлять в телеметрии температуру контроллера (0 - не отправлять) </w:t>
       </w:r>
       <w:r>
         <w:rPr>
@@ -1202,6 +1182,11 @@
           <w:ilvl w:val="0"/>
           <w:numId w:val="3"/>
         </w:numPr>
+        <w:rPr>
+          <w:rStyle w:val="VerbatimChar"/>
+          <w:rFonts w:asciiTheme="minorHAnsi" w:hAnsiTheme="minorHAnsi"/>
+          <w:sz w:val="24"/>
+        </w:rPr>
       </w:pPr>
       <w:r>
         <w:rPr>
@@ -1279,24 +1264,126 @@
     </w:p>
     <w:p>
       <w:pPr>
+        <w:pStyle w:val="Compact"/>
+        <w:numPr>
+          <w:ilvl w:val="0"/>
+          <w:numId w:val="3"/>
+        </w:numPr>
+      </w:pPr>
+      <w:r>
+        <w:rPr>
+          <w:rFonts w:ascii="Consolas" w:eastAsia="Times New Roman" w:hAnsi="Consolas" w:cs="Times New Roman"/>
+          <w:b/>
+          <w:color w:val="000000" w:themeColor="text1"/>
+          <w:sz w:val="21"/>
+          <w:szCs w:val="21"/>
+          <w:highlight w:val="lightGray"/>
+          <w:lang w:val="ru-RU" w:eastAsia="ru-RU"/>
+        </w:rPr>
+        <w:t>TEST_RESCUE_IS_OK:1;</w:t>
+      </w:r>
+      <w:r>
+        <w:rPr>
+          <w:rFonts w:ascii="Consolas" w:eastAsia="Times New Roman" w:hAnsi="Consolas" w:cs="Times New Roman"/>
+          <w:color w:val="000000" w:themeColor="text1"/>
+          <w:sz w:val="21"/>
+          <w:szCs w:val="21"/>
+          <w:lang w:val="ru-RU" w:eastAsia="ru-RU"/>
+        </w:rPr>
+        <w:t xml:space="preserve"> </w:t>
+      </w:r>
+      <w:r>
+        <w:rPr>
+          <w:rFonts w:ascii="Consolas" w:eastAsia="Times New Roman" w:hAnsi="Consolas" w:cs="Times New Roman"/>
+          <w:color w:val="000000" w:themeColor="text1"/>
+          <w:sz w:val="21"/>
+          <w:szCs w:val="21"/>
+          <w:lang w:eastAsia="ru-RU"/>
+        </w:rPr>
+        <w:t>-</w:t>
+      </w:r>
+      <w:bookmarkStart w:id="5" w:name="_GoBack"/>
+      <w:bookmarkEnd w:id="5"/>
+    </w:p>
+    <w:p>
+      <w:pPr>
+        <w:pStyle w:val="Compact"/>
+        <w:numPr>
+          <w:ilvl w:val="1"/>
+          <w:numId w:val="3"/>
+        </w:numPr>
+        <w:rPr>
+          <w:rStyle w:val="VerbatimChar"/>
+          <w:rFonts w:asciiTheme="minorHAnsi" w:hAnsiTheme="minorHAnsi"/>
+          <w:sz w:val="24"/>
+        </w:rPr>
+      </w:pPr>
+      <w:r>
+        <w:rPr>
+          <w:rStyle w:val="VerbatimChar"/>
+          <w:rFonts w:asciiTheme="minorHAnsi" w:hAnsiTheme="minorHAnsi"/>
+          <w:sz w:val="24"/>
+        </w:rPr>
+        <w:t xml:space="preserve">1 – </w:t>
+      </w:r>
+      <w:r>
+        <w:rPr>
+          <w:rStyle w:val="VerbatimChar"/>
+          <w:rFonts w:asciiTheme="minorHAnsi" w:hAnsiTheme="minorHAnsi"/>
+          <w:sz w:val="24"/>
+          <w:lang w:val="ru-RU"/>
+        </w:rPr>
+        <w:t xml:space="preserve">протестировать систему спасения </w:t>
+      </w:r>
+      <w:r>
+        <w:rPr>
+          <w:rStyle w:val="VerbatimChar"/>
+          <w:rFonts w:asciiTheme="minorHAnsi" w:hAnsiTheme="minorHAnsi"/>
+          <w:sz w:val="24"/>
+        </w:rPr>
+        <w:t>bool</w:t>
+      </w:r>
+    </w:p>
+    <w:p>
+      <w:pPr>
+        <w:pStyle w:val="Compact"/>
+        <w:numPr>
+          <w:ilvl w:val="1"/>
+          <w:numId w:val="3"/>
+        </w:numPr>
+      </w:pPr>
+      <w:r>
+        <w:rPr>
+          <w:rStyle w:val="VerbatimChar"/>
+          <w:rFonts w:asciiTheme="minorHAnsi" w:hAnsiTheme="minorHAnsi"/>
+          <w:sz w:val="24"/>
+        </w:rPr>
+        <w:t xml:space="preserve">0 – </w:t>
+      </w:r>
+      <w:r>
+        <w:rPr>
+          <w:rStyle w:val="VerbatimChar"/>
+          <w:rFonts w:asciiTheme="minorHAnsi" w:hAnsiTheme="minorHAnsi"/>
+          <w:sz w:val="24"/>
+          <w:lang w:val="ru-RU"/>
+        </w:rPr>
+        <w:t>отсутствует</w:t>
+      </w:r>
+    </w:p>
+    <w:p>
+      <w:pPr>
         <w:pStyle w:val="4"/>
         <w:rPr>
           <w:lang w:val="ru-RU"/>
         </w:rPr>
       </w:pPr>
       <w:bookmarkStart w:id="6" w:name="X82500e0d4201f3c9cf33e4f78cae9d5e14b8b42"/>
-      <w:bookmarkEnd w:id="5"/>
-      <w:r>
-        <w:rPr>
-          <w:lang w:val="ru-RU"/>
-        </w:rPr>
-        <w:t>поля установки полетно</w:t>
-      </w:r>
-      <w:r>
-        <w:rPr>
-          <w:lang w:val="ru-RU"/>
-        </w:rPr>
-        <w:t xml:space="preserve">го задания </w:t>
+      <w:bookmarkEnd w:id="4"/>
+      <w:r>
+        <w:rPr>
+          <w:lang w:val="ru-RU"/>
+        </w:rPr>
+        <w:t xml:space="preserve">поля установки полетного задания </w:t>
       </w:r>
       <w:r>
         <w:rPr>
@@ -1469,6 +1556,7 @@
           <w:b/>
           <w:highlight w:val="lightGray"/>
         </w:rPr>
+        <w:lastRenderedPageBreak/>
         <w:t>Kd:0.125;</w:t>
       </w:r>
       <w:r>
@@ -1636,7 +1724,6 @@
         </w:numPr>
       </w:pPr>
       <w:r>
-        <w:lastRenderedPageBreak/>
         <w:t>data = 1 - с компенсацией вращения</w:t>
       </w:r>
       <w:r>
@@ -1660,7 +1747,7 @@
         <w:pStyle w:val="2"/>
       </w:pPr>
       <w:bookmarkStart w:id="7" w:name="запрос-поля"/>
-      <w:bookmarkEnd w:id="4"/>
+      <w:bookmarkEnd w:id="3"/>
       <w:bookmarkEnd w:id="6"/>
       <w:r>
         <w:t>Запрос поля</w:t>
@@ -1723,10 +1810,7 @@
         <w:t>get_starting_height;</w:t>
       </w:r>
       <w:r>
-        <w:t xml:space="preserve"> – получить текущее значение </w:t>
-      </w:r>
-      <w:r>
-        <w:t>starting_height</w:t>
+        <w:t xml:space="preserve"> – получить текущее значение starting_height</w:t>
       </w:r>
     </w:p>
     <w:p>
@@ -1994,15 +2078,7 @@
           <w:b/>
           <w:highlight w:val="lightGray"/>
         </w:rPr>
-        <w:t>r</w:t>
-      </w:r>
-      <w:r>
-        <w:rPr>
-          <w:rStyle w:val="VerbatimChar"/>
-          <w:b/>
-          <w:highlight w:val="lightGray"/>
-        </w:rPr>
-        <w:t>eset</w:t>
+        <w:t>reset</w:t>
       </w:r>
       <w:r>
         <w:rPr>
@@ -2449,6 +2525,13 @@
     <w:lsdException w:name="Medium Shading 2"/>
     <w:lsdException w:name="Medium List 1"/>
     <w:lsdException w:name="Medium List 2"/>
+    <w:lsdException w:name="Medium Grid 1"/>
+    <w:lsdException w:name="Medium Grid 2"/>
+    <w:lsdException w:name="Medium Grid 3"/>
+    <w:lsdException w:name="Dark List"/>
+    <w:lsdException w:name="Colorful Shading"/>
+    <w:lsdException w:name="Colorful List"/>
+    <w:lsdException w:name="Colorful Grid"/>
     <w:lsdException w:name="Light Shading Accent 1"/>
     <w:lsdException w:name="Light List Accent 1"/>
     <w:lsdException w:name="Light Grid Accent 1"/>
@@ -3377,6 +3460,15 @@
       <w:rFonts w:ascii="Consolas" w:hAnsi="Consolas"/>
       <w:sz w:val="22"/>
     </w:rPr>
+  </w:style>
+  <w:style w:type="paragraph" w:styleId="af">
+    <w:name w:val="List Paragraph"/>
+    <w:basedOn w:val="a"/>
+    <w:rsid w:val="00E21C36"/>
+    <w:pPr>
+      <w:ind w:left="720"/>
+      <w:contextualSpacing/>
+    </w:pPr>
   </w:style>
 </w:styles>
 </file>
